--- a/facilitator-guide-team-health-check.docx
+++ b/facilitator-guide-team-health-check.docx
@@ -1090,6 +1090,122 @@
       </w:r>
       <w:r>
         <w:t xml:space="preserve">.</w:t>
+      </w:r>
+    </w:p>
+    <w:p>
+      <w:pPr>
+        <w:pStyle w:val="Heading1"/>
+      </w:pPr>
+      <w:r>
+        <w:t xml:space="preserve">Recreate it in your whiteboard</w:t>
+      </w:r>
+    </w:p>
+    <w:p>
+      <w:pPr>
+        <w:pStyle w:val="Small"/>
+      </w:pPr>
+      <w:r>
+        <w:t xml:space="preserve">Paste this into your whiteboard's AI assistant (for example Miro AI or Atlassian Rovo) or a general assistant, to get an editable, native version of the board. Results vary by tool, so expect to tidy it up. For an exact copy, import the SVG as a locked background instead.</w:t>
+      </w:r>
+    </w:p>
+    <w:p>
+      <w:r>
+        <w:t xml:space="preserve">Create an editable whiteboard for “Team Health Check”, a workshop board.</w:t>
+      </w:r>
+    </w:p>
+    <w:p>
+      <w:r>
+        <w:t xml:space="preserve">Purpose: How healthy is our team right now, and which way is it trending? Vote, discuss, then pick 1–2 areas to improve.</w:t>
+      </w:r>
+    </w:p>
+    <w:p>
+      <w:r>
+        <w:t xml:space="preserve">Layout: a wide landscape board (about 16:11). Make one frame per section below, placed as described. In each frame, add the section name as a heading, then its content as short text labels or empty fields to fill in. Leave space in each frame for sticky notes. Use the header colour given. Keep the wording as written and don't add extra content.</w:t>
+      </w:r>
+    </w:p>
+    <w:p>
+      <w:r>
+        <w:t xml:space="preserve">Key: Green = Healthy, nothing to fix · Amber = Some issues to discuss · Red = Unhealthy, needs attention</w:t>
+      </w:r>
+    </w:p>
+    <w:p>
+      <w:r>
+        <w:t xml:space="preserve">Sections:</w:t>
+      </w:r>
+    </w:p>
+    <w:p>
+      <w:r>
+        <w:t xml:space="preserve">Rows, top to bottom (each is a full-width band; the first label in bold is the row heading):</w:t>
+      </w:r>
+    </w:p>
+    <w:p>
+      <w:r>
+        <w:t xml:space="preserve">1. DIMENSION: HEALTHY · SOME ISSUES · UNHEALTHY · TREND · NOTES &amp; ACTIONS</w:t>
+      </w:r>
+    </w:p>
+    <w:p>
+      <w:r>
+        <w:t xml:space="preserve">2. Delivering Value: We deliver great stuff and customers are delighted. · We deliver poor work and feel uneasy shipping it.</w:t>
+      </w:r>
+    </w:p>
+    <w:p>
+      <w:r>
+        <w:t xml:space="preserve">3. Easy to Release: Releasing is simple, safe, painless and automated. · Releasing is risky, manual, painful and slow.</w:t>
+      </w:r>
+    </w:p>
+    <w:p>
+      <w:r>
+        <w:t xml:space="preserve">4. Fun: We love coming to work and have fun together. · Work feels like a grind.</w:t>
+      </w:r>
+    </w:p>
+    <w:p>
+      <w:r>
+        <w:t xml:space="preserve">5. Health of Codebase: Clean, readable code with great test coverage. · Technical debt is out of control.</w:t>
+      </w:r>
+    </w:p>
+    <w:p>
+      <w:r>
+        <w:t xml:space="preserve">6. Learning: We're learning interesting things all the time. · We never have time to learn anything.</w:t>
+      </w:r>
+    </w:p>
+    <w:p>
+      <w:r>
+        <w:t xml:space="preserve">7. Mission: We know why we're here and we're excited about it. · No clear purpose, big picture or focus.</w:t>
+      </w:r>
+    </w:p>
+    <w:p>
+      <w:r>
+        <w:t xml:space="preserve">8. Pawns or Players: We control our destiny: we decide what and how. · We're pawns with no influence on what we do.</w:t>
+      </w:r>
+    </w:p>
+    <w:p>
+      <w:r>
+        <w:t xml:space="preserve">9. Speed: We get things done quickly. No waiting, no delays. · We keep getting stuck, blocked or interrupted.</w:t>
+      </w:r>
+    </w:p>
+    <w:p>
+      <w:r>
+        <w:t xml:space="preserve">10. Suitable Process: Our way of working fits us perfectly. · Our way of working gets in our way.</w:t>
+      </w:r>
+    </w:p>
+    <w:p>
+      <w:r>
+        <w:t xml:space="preserve">11. Support: We get great help and support when we ask. · We get stuck because we can't get the help we need.</w:t>
+      </w:r>
+    </w:p>
+    <w:p>
+      <w:r>
+        <w:t xml:space="preserve">12. Teamwork: We're a gelled team with awesome collaboration. · We're individuals who don't really know each other.</w:t>
+      </w:r>
+    </w:p>
+    <w:p>
+      <w:r>
+        <w:t xml:space="preserve">Footer questions: “Which 1–2 areas would make the biggest difference if they got 1% better?”</w:t>
+      </w:r>
+    </w:p>
+    <w:p>
+      <w:r>
+        <w:t xml:space="preserve">Original board for reference: https://eparker71.github.io/agile-ways-of-working/team-health-check-board.html</w:t>
       </w:r>
     </w:p>
     <w:p>

--- a/facilitator-guide-team-health-check.docx
+++ b/facilitator-guide-team-health-check.docx
@@ -202,7 +202,7 @@
         </w:numPr>
       </w:pPr>
       <w:r>
-        <w:t xml:space="preserve">Print the board at A3, or load the SVG as a digital background</w:t>
+        <w:t xml:space="preserve">Print the board at A3 or 11×17, or load the SVG as a digital background</w:t>
       </w:r>
     </w:p>
     <w:p>
